--- a/PRD/PRD (Product Requirements Document).docx
+++ b/PRD/PRD (Product Requirements Document).docx
@@ -2196,12 +2196,6 @@
             <w:insideH w:val="none" w:color="auto" w:sz="0" w:space="0"/>
             <w:insideV w:val="none" w:color="auto" w:sz="0" w:space="0"/>
           </w:tblBorders>
-          <w:tblCellMar>
-            <w:top w:w="100" w:type="dxa"/>
-            <w:left w:w="100" w:type="dxa"/>
-            <w:bottom w:w="100" w:type="dxa"/>
-            <w:right w:w="100" w:type="dxa"/>
-          </w:tblCellMar>
         </w:tblPrEx>
         <w:trPr>
           <w:trHeight w:val="500" w:hRule="atLeast"/>
@@ -15959,12 +15953,6 @@
             <w:insideH w:val="single" w:color="000000" w:sz="8" w:space="0"/>
             <w:insideV w:val="single" w:color="000000" w:sz="8" w:space="0"/>
           </w:tblBorders>
-          <w:tblCellMar>
-            <w:top w:w="100" w:type="dxa"/>
-            <w:left w:w="100" w:type="dxa"/>
-            <w:bottom w:w="100" w:type="dxa"/>
-            <w:right w:w="100" w:type="dxa"/>
-          </w:tblCellMar>
         </w:tblPrEx>
         <w:tc>
           <w:tcPr>
@@ -24233,28 +24221,30 @@
     <w:p>
       <w:pPr>
         <w:rPr>
-          <w:rFonts w:ascii="Times New Roman" w:hAnsi="Times New Roman" w:cs="Times New Roman"/>
-          <w:b/>
-          <w:bCs/>
-          <w:sz w:val="26"/>
-          <w:szCs w:val="26"/>
-          <w:lang w:val="vi-VN"/>
-        </w:rPr>
-      </w:pPr>
-      <w:r>
-        <w:rPr>
           <w:rFonts w:hint="default" w:ascii="Times New Roman" w:hAnsi="Times New Roman" w:cs="Times New Roman"/>
           <w:b/>
           <w:bCs/>
           <w:sz w:val="26"/>
           <w:szCs w:val="26"/>
-          <w:lang w:val="vi-VN"/>
+          <w:lang w:val="en-US"/>
+        </w:rPr>
+      </w:pPr>
+      <w:bookmarkStart w:id="73" w:name="_GoBack"/>
+      <w:bookmarkEnd w:id="73"/>
+      <w:r>
+        <w:rPr>
+          <w:rFonts w:hint="default" w:ascii="Times New Roman" w:hAnsi="Times New Roman" w:cs="Times New Roman"/>
+          <w:b/>
+          <w:bCs/>
+          <w:sz w:val="26"/>
+          <w:szCs w:val="26"/>
+          <w:lang w:val="en-US"/>
         </w:rPr>
         <w:drawing>
           <wp:inline distT="0" distB="0" distL="114300" distR="114300">
-            <wp:extent cx="5740400" cy="2593340"/>
-            <wp:effectExtent l="0" t="0" r="5080" b="12700"/>
-            <wp:docPr id="4" name="Picture 4" descr="thống kê lượt nghe poi"/>
+            <wp:extent cx="5742940" cy="5587365"/>
+            <wp:effectExtent l="0" t="0" r="2540" b="5715"/>
+            <wp:docPr id="6" name="Picture 6" descr="thống kê lượt nghe poi"/>
             <wp:cNvGraphicFramePr>
               <a:graphicFrameLocks xmlns:a="http://schemas.openxmlformats.org/drawingml/2006/main" noChangeAspect="1"/>
             </wp:cNvGraphicFramePr>
@@ -24262,7 +24252,7 @@
               <a:graphicData uri="http://schemas.openxmlformats.org/drawingml/2006/picture">
                 <pic:pic xmlns:pic="http://schemas.openxmlformats.org/drawingml/2006/picture">
                   <pic:nvPicPr>
-                    <pic:cNvPr id="4" name="Picture 4" descr="thống kê lượt nghe poi"/>
+                    <pic:cNvPr id="6" name="Picture 6" descr="thống kê lượt nghe poi"/>
                     <pic:cNvPicPr>
                       <a:picLocks noChangeAspect="1"/>
                     </pic:cNvPicPr>
@@ -24276,7 +24266,7 @@
                   <pic:spPr>
                     <a:xfrm>
                       <a:off x="0" y="0"/>
-                      <a:ext cx="5740400" cy="2593340"/>
+                      <a:ext cx="5742940" cy="5587365"/>
                     </a:xfrm>
                     <a:prstGeom prst="rect">
                       <a:avLst/>
@@ -24288,8 +24278,6 @@
           </wp:inline>
         </w:drawing>
       </w:r>
-      <w:bookmarkStart w:id="73" w:name="_GoBack"/>
-      <w:bookmarkEnd w:id="73"/>
       <w:r>
         <w:rPr>
           <w:rFonts w:hint="default" w:ascii="Times New Roman" w:hAnsi="Times New Roman" w:cs="Times New Roman"/>
